--- a/templates/ДПБ_промысловые_трубопроводы/IFL_template_promyslovye_truboprovody.docx
+++ b/templates/ДПБ_промысловые_трубопроводы/IFL_template_promyslovye_truboprovody.docx
@@ -337,36 +337,22 @@
         <w:spacing w:after="120" w:line="360" w:lineRule="auto"/>
         <w:ind w:firstLine="709"/>
         <w:jc w:val="both"/>
-        <w:rPr>
-          <w:lang w:val="ru-RU"/>
-        </w:rPr>
       </w:pPr>
-      <w:proofErr w:type="spellStart"/>
       <w:r>
         <w:rPr>
           <w:lang w:val="ru-RU"/>
         </w:rPr>
         <w:t>Должность</w:t>
       </w:r>
-      <w:proofErr w:type="spellEnd"/>
-      <w:r>
-        <w:rPr>
-          <w:lang w:val="ru-RU"/>
-        </w:rPr>
+      <w:r>
         <w:t xml:space="preserve">: </w:t>
       </w:r>
       <w:proofErr w:type="gramStart"/>
       <w:r>
-        <w:rPr>
-          <w:lang w:val="ru-RU"/>
-        </w:rPr>
         <w:t>{{ PUBLIC</w:t>
       </w:r>
       <w:proofErr w:type="gramEnd"/>
       <w:r>
-        <w:rPr>
-          <w:lang w:val="ru-RU"/>
-        </w:rPr>
         <w:t>_INFORMATION_CONTACT_POSITION }}</w:t>
       </w:r>
     </w:p>
@@ -375,15 +361,41 @@
         <w:spacing w:after="120" w:line="360" w:lineRule="auto"/>
         <w:ind w:firstLine="709"/>
         <w:jc w:val="both"/>
-        <w:rPr>
-          <w:lang w:val="ru-RU"/>
-        </w:rPr>
       </w:pPr>
       <w:r>
         <w:rPr>
           <w:lang w:val="ru-RU"/>
         </w:rPr>
-        <w:t>Фамилия, имя, отчество: {{ PUBLIC_INFORMATION_CONTACT_FULL_NAME }}</w:t>
+        <w:t>Фамилия</w:t>
+      </w:r>
+      <w:r>
+        <w:t xml:space="preserve">, </w:t>
+      </w:r>
+      <w:r>
+        <w:rPr>
+          <w:lang w:val="ru-RU"/>
+        </w:rPr>
+        <w:t>имя</w:t>
+      </w:r>
+      <w:r>
+        <w:t xml:space="preserve">, </w:t>
+      </w:r>
+      <w:r>
+        <w:rPr>
+          <w:lang w:val="ru-RU"/>
+        </w:rPr>
+        <w:t>отчество</w:t>
+      </w:r>
+      <w:r>
+        <w:t xml:space="preserve">: </w:t>
+      </w:r>
+      <w:proofErr w:type="gramStart"/>
+      <w:r>
+        <w:t>{{ PUBLIC</w:t>
+      </w:r>
+      <w:proofErr w:type="gramEnd"/>
+      <w:r>
+        <w:t>_INFORMATION_CONTACT_FULL_NAME }}</w:t>
       </w:r>
     </w:p>
     <w:p>
@@ -391,15 +403,23 @@
         <w:spacing w:after="120" w:line="360" w:lineRule="auto"/>
         <w:ind w:firstLine="709"/>
         <w:jc w:val="both"/>
-        <w:rPr>
-          <w:lang w:val="ru-RU"/>
-        </w:rPr>
       </w:pPr>
       <w:r>
         <w:rPr>
           <w:lang w:val="ru-RU"/>
         </w:rPr>
-        <w:t>Телефон: {{ PUBLIC_INFORMATION_CONTACT_PHONE }}</w:t>
+        <w:t>Телефон</w:t>
+      </w:r>
+      <w:r>
+        <w:t xml:space="preserve">: </w:t>
+      </w:r>
+      <w:proofErr w:type="gramStart"/>
+      <w:r>
+        <w:t>{{ PUBLIC</w:t>
+      </w:r>
+      <w:proofErr w:type="gramEnd"/>
+      <w:r>
+        <w:t>_INFORMATION_CONTACT_PHONE }}</w:t>
       </w:r>
     </w:p>
     <w:p>
@@ -567,8 +587,8 @@
     </w:p>
     <w:p>
       <w:pPr>
-        <w:keepNext/>
-        <w:spacing w:after="80" w:line="360" w:lineRule="auto"/>
+        <w:spacing w:after="120" w:line="360" w:lineRule="auto"/>
+        <w:ind w:firstLine="709"/>
         <w:jc w:val="both"/>
         <w:rPr>
           <w:lang w:val="ru-RU"/>
@@ -582,6 +602,9 @@
       </w:r>
       <w:bookmarkStart w:id="0" w:name="ifl_tbl_substances"/>
       <w:r>
+        <w:rPr>
+          <w:lang w:val="ru-RU"/>
+        </w:rPr>
         <w:fldChar w:fldCharType="begin"/>
       </w:r>
       <w:r>
@@ -591,6 +614,9 @@
         <w:instrText xml:space="preserve"> </w:instrText>
       </w:r>
       <w:r>
+        <w:rPr>
+          <w:lang w:val="ru-RU"/>
+        </w:rPr>
         <w:instrText>SEQ</w:instrText>
       </w:r>
       <w:r>
@@ -600,6 +626,9 @@
         <w:instrText xml:space="preserve"> Таблица \* </w:instrText>
       </w:r>
       <w:r>
+        <w:rPr>
+          <w:lang w:val="ru-RU"/>
+        </w:rPr>
         <w:instrText>ARABIC</w:instrText>
       </w:r>
       <w:r>
@@ -609,16 +638,21 @@
         <w:instrText xml:space="preserve"> </w:instrText>
       </w:r>
       <w:r>
+        <w:rPr>
+          <w:lang w:val="ru-RU"/>
+        </w:rPr>
         <w:fldChar w:fldCharType="separate"/>
       </w:r>
       <w:r>
         <w:rPr>
-          <w:noProof/>
           <w:lang w:val="ru-RU"/>
         </w:rPr>
         <w:t>1</w:t>
       </w:r>
       <w:r>
+        <w:rPr>
+          <w:lang w:val="ru-RU"/>
+        </w:rPr>
         <w:fldChar w:fldCharType="end"/>
       </w:r>
       <w:bookmarkEnd w:id="0"/>
@@ -779,8 +813,8 @@
     </w:p>
     <w:p>
       <w:pPr>
-        <w:keepNext/>
-        <w:spacing w:after="80" w:line="360" w:lineRule="auto"/>
+        <w:spacing w:after="120" w:line="360" w:lineRule="auto"/>
+        <w:ind w:firstLine="709"/>
         <w:jc w:val="both"/>
         <w:rPr>
           <w:lang w:val="ru-RU"/>
@@ -794,6 +828,9 @@
       </w:r>
       <w:bookmarkStart w:id="1" w:name="ifl_tbl_scenarios"/>
       <w:r>
+        <w:rPr>
+          <w:lang w:val="ru-RU"/>
+        </w:rPr>
         <w:fldChar w:fldCharType="begin"/>
       </w:r>
       <w:r>
@@ -803,6 +840,9 @@
         <w:instrText xml:space="preserve"> </w:instrText>
       </w:r>
       <w:r>
+        <w:rPr>
+          <w:lang w:val="ru-RU"/>
+        </w:rPr>
         <w:instrText>SEQ</w:instrText>
       </w:r>
       <w:r>
@@ -812,6 +852,9 @@
         <w:instrText xml:space="preserve"> Таблица \* </w:instrText>
       </w:r>
       <w:r>
+        <w:rPr>
+          <w:lang w:val="ru-RU"/>
+        </w:rPr>
         <w:instrText>ARABIC</w:instrText>
       </w:r>
       <w:r>
@@ -821,16 +864,21 @@
         <w:instrText xml:space="preserve"> </w:instrText>
       </w:r>
       <w:r>
+        <w:rPr>
+          <w:lang w:val="ru-RU"/>
+        </w:rPr>
         <w:fldChar w:fldCharType="separate"/>
       </w:r>
       <w:r>
         <w:rPr>
-          <w:noProof/>
           <w:lang w:val="ru-RU"/>
         </w:rPr>
         <w:t>2</w:t>
       </w:r>
       <w:r>
+        <w:rPr>
+          <w:lang w:val="ru-RU"/>
+        </w:rPr>
         <w:fldChar w:fldCharType="end"/>
       </w:r>
       <w:bookmarkEnd w:id="1"/>
@@ -916,6 +964,9 @@
         <w:t xml:space="preserve">Результаты оценки риска аварии представлены в таблице </w:t>
       </w:r>
       <w:r>
+        <w:rPr>
+          <w:lang w:val="ru-RU"/>
+        </w:rPr>
         <w:fldChar w:fldCharType="begin"/>
       </w:r>
       <w:r>
@@ -925,6 +976,9 @@
         <w:instrText xml:space="preserve"> </w:instrText>
       </w:r>
       <w:r>
+        <w:rPr>
+          <w:lang w:val="ru-RU"/>
+        </w:rPr>
         <w:instrText>REF</w:instrText>
       </w:r>
       <w:r>
@@ -934,6 +988,9 @@
         <w:instrText xml:space="preserve"> </w:instrText>
       </w:r>
       <w:r>
+        <w:rPr>
+          <w:lang w:val="ru-RU"/>
+        </w:rPr>
         <w:instrText>ifl</w:instrText>
       </w:r>
       <w:r>
@@ -943,6 +1000,9 @@
         <w:instrText>_</w:instrText>
       </w:r>
       <w:r>
+        <w:rPr>
+          <w:lang w:val="ru-RU"/>
+        </w:rPr>
         <w:instrText>tbl</w:instrText>
       </w:r>
       <w:r>
@@ -952,6 +1012,9 @@
         <w:instrText>_</w:instrText>
       </w:r>
       <w:r>
+        <w:rPr>
+          <w:lang w:val="ru-RU"/>
+        </w:rPr>
         <w:instrText>risk</w:instrText>
       </w:r>
       <w:r>
@@ -961,6 +1024,9 @@
         <w:instrText xml:space="preserve"> \</w:instrText>
       </w:r>
       <w:r>
+        <w:rPr>
+          <w:lang w:val="ru-RU"/>
+        </w:rPr>
         <w:instrText>h</w:instrText>
       </w:r>
       <w:r>
@@ -970,16 +1036,32 @@
         <w:instrText xml:space="preserve"> </w:instrText>
       </w:r>
       <w:r>
+        <w:rPr>
+          <w:lang w:val="ru-RU"/>
+        </w:rPr>
+      </w:r>
+      <w:r>
+        <w:rPr>
+          <w:lang w:val="ru-RU"/>
+        </w:rPr>
+        <w:instrText xml:space="preserve"> \* MERGEFORMAT </w:instrText>
+      </w:r>
+      <w:r>
+        <w:rPr>
+          <w:lang w:val="ru-RU"/>
+        </w:rPr>
         <w:fldChar w:fldCharType="separate"/>
       </w:r>
       <w:r>
         <w:rPr>
-          <w:noProof/>
           <w:lang w:val="ru-RU"/>
         </w:rPr>
         <w:t>3</w:t>
       </w:r>
       <w:r>
+        <w:rPr>
+          <w:lang w:val="ru-RU"/>
+        </w:rPr>
         <w:fldChar w:fldCharType="end"/>
       </w:r>
       <w:r>
@@ -991,8 +1073,8 @@
     </w:p>
     <w:p>
       <w:pPr>
-        <w:keepNext/>
-        <w:spacing w:after="80" w:line="360" w:lineRule="auto"/>
+        <w:spacing w:after="120" w:line="360" w:lineRule="auto"/>
+        <w:ind w:firstLine="709"/>
         <w:jc w:val="both"/>
         <w:rPr>
           <w:lang w:val="ru-RU"/>
@@ -1006,6 +1088,9 @@
       </w:r>
       <w:bookmarkStart w:id="2" w:name="ifl_tbl_risk"/>
       <w:r>
+        <w:rPr>
+          <w:lang w:val="ru-RU"/>
+        </w:rPr>
         <w:fldChar w:fldCharType="begin"/>
       </w:r>
       <w:r>
@@ -1015,6 +1100,9 @@
         <w:instrText xml:space="preserve"> </w:instrText>
       </w:r>
       <w:r>
+        <w:rPr>
+          <w:lang w:val="ru-RU"/>
+        </w:rPr>
         <w:instrText>SEQ</w:instrText>
       </w:r>
       <w:r>
@@ -1024,6 +1112,9 @@
         <w:instrText xml:space="preserve"> Таблица \* </w:instrText>
       </w:r>
       <w:r>
+        <w:rPr>
+          <w:lang w:val="ru-RU"/>
+        </w:rPr>
         <w:instrText>ARABIC</w:instrText>
       </w:r>
       <w:r>
@@ -1033,16 +1124,21 @@
         <w:instrText xml:space="preserve"> </w:instrText>
       </w:r>
       <w:r>
+        <w:rPr>
+          <w:lang w:val="ru-RU"/>
+        </w:rPr>
         <w:fldChar w:fldCharType="separate"/>
       </w:r>
       <w:r>
         <w:rPr>
-          <w:noProof/>
           <w:lang w:val="ru-RU"/>
         </w:rPr>
         <w:t>3</w:t>
       </w:r>
       <w:r>
+        <w:rPr>
+          <w:lang w:val="ru-RU"/>
+        </w:rPr>
         <w:fldChar w:fldCharType="end"/>
       </w:r>
       <w:bookmarkEnd w:id="2"/>
@@ -1140,14 +1236,8 @@
         <w:spacing w:after="120" w:line="360" w:lineRule="auto"/>
         <w:ind w:firstLine="709"/>
         <w:jc w:val="both"/>
-        <w:rPr>
-          <w:lang w:val="ru-RU"/>
-        </w:rPr>
       </w:pPr>
       <w:r>
-        <w:rPr>
-          <w:lang w:val="ru-RU"/>
-        </w:rPr>
         <w:t>{{PUBLIC_WARNING_AND_ACTIONS_SECTION}}</w:t>
       </w:r>
     </w:p>
